--- a/docs/answers/as-introtonumericalfractions.docx
+++ b/docs/answers/as-introtonumericalfractions.docx
@@ -52,7 +52,7 @@
         </w:rPr>
         <w:t xml:space="preserve"> </w:t>
       </w:r>
-      <w:hyperlink r:id="rId20">
+      <w:hyperlink r:id="rId9">
         <w:r>
           <w:rPr>
             <w:rStyle w:val="Hyperlink"/>
@@ -82,7 +82,7 @@
         <w:t xml:space="preserve">Please attempt the questions before reading these answers!</w:t>
       </w:r>
     </w:p>
-    <w:bookmarkStart w:id="21" w:name="q1"/>
+    <w:bookmarkStart w:id="10" w:name="q1"/>
     <w:p>
       <w:pPr>
         <w:pStyle w:val="Heading2"/>
@@ -250,8 +250,8 @@
         <m:r>
           <m:rPr>
             <m:nor/>
-            <m:sty m:val="p"/>
             <m:scr m:val="sans-serif"/>
+            <m:sty m:val="p"/>
           </m:rPr>
           <m:t> or </m:t>
         </m:r>
@@ -304,8 +304,8 @@
         <m:r>
           <m:rPr>
             <m:nor/>
-            <m:sty m:val="p"/>
             <m:scr m:val="sans-serif"/>
+            <m:sty m:val="p"/>
           </m:rPr>
           <m:t> or </m:t>
         </m:r>
@@ -361,8 +361,8 @@
         <m:r>
           <m:rPr>
             <m:nor/>
-            <m:sty m:val="p"/>
             <m:scr m:val="sans-serif"/>
+            <m:sty m:val="p"/>
           </m:rPr>
           <m:t> or </m:t>
         </m:r>
@@ -449,8 +449,8 @@
         <m:r>
           <m:rPr>
             <m:nor/>
-            <m:sty m:val="p"/>
             <m:scr m:val="sans-serif"/>
+            <m:sty m:val="p"/>
           </m:rPr>
           <m:t> or </m:t>
         </m:r>
@@ -502,8 +502,8 @@
         </m:f>
       </m:oMath>
     </w:p>
-    <w:bookmarkEnd w:id="21"/>
-    <w:bookmarkStart w:id="22" w:name="q2"/>
+    <w:bookmarkEnd w:id="10"/>
+    <w:bookmarkStart w:id="11" w:name="q2"/>
     <w:p>
       <w:pPr>
         <w:pStyle w:val="Heading2"/>
@@ -846,8 +846,8 @@
         </m:f>
       </m:oMath>
     </w:p>
-    <w:bookmarkEnd w:id="22"/>
-    <w:bookmarkStart w:id="23" w:name="q3"/>
+    <w:bookmarkEnd w:id="11"/>
+    <w:bookmarkStart w:id="12" w:name="q3"/>
     <w:p>
       <w:pPr>
         <w:pStyle w:val="Heading2"/>
@@ -1196,8 +1196,8 @@
         </m:f>
       </m:oMath>
     </w:p>
-    <w:bookmarkEnd w:id="23"/>
-    <w:bookmarkStart w:id="24" w:name="q4"/>
+    <w:bookmarkEnd w:id="12"/>
+    <w:bookmarkStart w:id="13" w:name="q4"/>
     <w:p>
       <w:pPr>
         <w:pStyle w:val="Heading2"/>
@@ -1521,8 +1521,8 @@
         </m:r>
       </m:oMath>
     </w:p>
-    <w:bookmarkEnd w:id="24"/>
-    <w:bookmarkStart w:id="25" w:name="q5"/>
+    <w:bookmarkEnd w:id="13"/>
+    <w:bookmarkStart w:id="14" w:name="q5"/>
     <w:p>
       <w:pPr>
         <w:pStyle w:val="Heading2"/>
@@ -1841,8 +1841,8 @@
         </m:f>
       </m:oMath>
     </w:p>
-    <w:bookmarkEnd w:id="25"/>
-    <w:bookmarkStart w:id="26" w:name="q6"/>
+    <w:bookmarkEnd w:id="14"/>
+    <w:bookmarkStart w:id="15" w:name="q6"/>
     <w:p>
       <w:pPr>
         <w:pStyle w:val="Heading2"/>
@@ -3146,8 +3146,8 @@
         </w:pict>
       </w:r>
     </w:p>
-    <w:bookmarkEnd w:id="26"/>
-    <w:bookmarkStart w:id="28" w:name="version-history-and-licensing"/>
+    <w:bookmarkEnd w:id="15"/>
+    <w:bookmarkStart w:id="17" w:name="version-history-and-licensing"/>
     <w:p>
       <w:pPr>
         <w:pStyle w:val="Heading2"/>
@@ -3168,7 +3168,7 @@
       <w:pPr>
         <w:pStyle w:val="BodyText"/>
       </w:pPr>
-      <w:hyperlink r:id="rId27">
+      <w:hyperlink r:id="rId16">
         <w:r>
           <w:rPr>
             <w:rStyle w:val="Hyperlink"/>
@@ -3177,7 +3177,7 @@
         </w:r>
       </w:hyperlink>
     </w:p>
-    <w:bookmarkEnd w:id="28"/>
+    <w:bookmarkEnd w:id="17"/>
     <w:sectPr>
       <w:pgSz w:h="15840" w:w="12240"/>
       <w:pgMar w:bottom="1440" w:footer="720" w:gutter="0" w:header="720" w:left="1440" w:right="1440" w:top="1440"/>
